--- a/pregrado/s13/plantillas/guia_schoenfeld.docx
+++ b/pregrado/s13/plantillas/guia_schoenfeld.docx
@@ -209,40 +209,50 @@
       <w:r>
         <w:t xml:space="preserve">La regresión de Cox modela el hazard de un cliente como </w:t>
       </w:r>
-      <w:r>
-        <w:drawing>
-          <wp:inline xmlns:a="http://schemas.openxmlformats.org/drawingml/2006/main" xmlns:pic="http://schemas.openxmlformats.org/drawingml/2006/picture">
-            <wp:extent cx="1358746" cy="206692"/>
-            <wp:docPr id="1" name="Picture 1"/>
-            <wp:cNvGraphicFramePr>
-              <a:graphicFrameLocks noChangeAspect="1"/>
-            </wp:cNvGraphicFramePr>
-            <a:graphic>
-              <a:graphicData uri="http://schemas.openxmlformats.org/drawingml/2006/picture">
-                <pic:pic>
-                  <pic:nvPicPr>
-                    <pic:cNvPr id="0" name="eq_417b30b833b6.png"/>
-                    <pic:cNvPicPr/>
-                  </pic:nvPicPr>
-                  <pic:blipFill>
-                    <a:blip r:embed="rId9"/>
-                    <a:stretch>
-                      <a:fillRect/>
-                    </a:stretch>
-                  </pic:blipFill>
-                  <pic:spPr>
-                    <a:xfrm>
-                      <a:off x="0" y="0"/>
-                      <a:ext cx="1358746" cy="206692"/>
-                    </a:xfrm>
-                    <a:prstGeom prst="rect"/>
-                  </pic:spPr>
-                </pic:pic>
-              </a:graphicData>
-            </a:graphic>
-          </wp:inline>
-        </w:drawing>
-      </w:r>
+      <m:oMath>
+        <m:r>
+          <m:t>h(t|x)=</m:t>
+        </m:r>
+        <m:sSub>
+          <m:e>
+            <m:r>
+              <m:t>h</m:t>
+            </m:r>
+          </m:e>
+          <m:sub>
+            <m:r>
+              <m:t>0</m:t>
+            </m:r>
+          </m:sub>
+        </m:sSub>
+        <m:r>
+          <m:t>(t)</m:t>
+        </m:r>
+        <m:r>
+          <m:rPr>
+            <m:sty m:val="p"/>
+          </m:rPr>
+          <m:t>exp</m:t>
+        </m:r>
+        <m:r>
+          <m:t>(</m:t>
+        </m:r>
+        <m:sSup>
+          <m:e>
+            <m:r>
+              <m:t>x</m:t>
+            </m:r>
+          </m:e>
+          <m:sup>
+            <m:r>
+              <m:t>′</m:t>
+            </m:r>
+          </m:sup>
+        </m:sSup>
+        <m:r>
+          <m:t>β)</m:t>
+        </m:r>
+      </m:oMath>
       <w:r>
         <w:t xml:space="preserve">. El </w:t>
       </w:r>
@@ -2447,8 +2457,8 @@
       </w:r>
     </w:p>
     <w:sectPr>
-      <w:headerReference w:type="default" r:id="rId10"/>
-      <w:footerReference w:type="default" r:id="rId11"/>
+      <w:headerReference w:type="default" r:id="rId9"/>
+      <w:footerReference w:type="default" r:id="rId10"/>
       <w:pgSz w:w="12240" w:h="15840"/>
       <w:pgMar w:top="1134" w:right="1247" w:bottom="1020" w:left="1247" w:header="720" w:footer="720" w:gutter="0"/>
       <w:cols w:space="720"/>
